--- a/src/Apps/W1/EDocument/App/src/SampleInvoice/EDocSamplePurchInvoice3.docx
+++ b/src/Apps/W1/EDocument/App/src/SampleInvoice/EDocSamplePurchInvoice3.docx
@@ -614,12 +614,12 @@
         <w:tblStyle w:val="TableGrid"/>
         <w:tblW w:w="0" w:type="auto"/>
         <w:tblBorders>
-          <w:top w:val="none" w:sz="0" w:space="0" w:color="auto"/>
-          <w:left w:val="none" w:sz="0" w:space="0" w:color="auto"/>
-          <w:bottom w:val="none" w:sz="0" w:space="0" w:color="auto"/>
-          <w:right w:val="none" w:sz="0" w:space="0" w:color="auto"/>
-          <w:insideH w:val="none" w:sz="0" w:space="0" w:color="auto"/>
-          <w:insideV w:val="none" w:sz="0" w:space="0" w:color="auto"/>
+          <w:top w:val="none" w:color="auto" w:sz="0" w:space="0"/>
+          <w:left w:val="none" w:color="auto" w:sz="0" w:space="0"/>
+          <w:bottom w:val="none" w:color="auto" w:sz="0" w:space="0"/>
+          <w:right w:val="none" w:color="auto" w:sz="0" w:space="0"/>
+          <w:insideH w:val="none" w:color="auto" w:sz="0" w:space="0"/>
+          <w:insideV w:val="none" w:color="auto" w:sz="0" w:space="0"/>
         </w:tblBorders>
         <w:tblLayout w:type="fixed"/>
         <w:tblCellMar>
@@ -2160,12 +2160,12 @@
       <w:tblW w:w="5000" w:type="pct"/>
       <w:tblCellSpacing w:w="11" w:type="dxa"/>
       <w:tblBorders>
-        <w:top w:val="none" w:sz="0" w:space="0" w:color="auto"/>
-        <w:left w:val="none" w:sz="0" w:space="0" w:color="auto"/>
-        <w:bottom w:val="none" w:sz="0" w:space="0" w:color="auto"/>
-        <w:right w:val="none" w:sz="0" w:space="0" w:color="auto"/>
-        <w:insideH w:val="none" w:sz="0" w:space="0" w:color="auto"/>
-        <w:insideV w:val="none" w:sz="0" w:space="0" w:color="auto"/>
+        <w:top w:val="none" w:color="auto" w:sz="0" w:space="0"/>
+        <w:left w:val="none" w:color="auto" w:sz="0" w:space="0"/>
+        <w:bottom w:val="none" w:color="auto" w:sz="0" w:space="0"/>
+        <w:right w:val="none" w:color="auto" w:sz="0" w:space="0"/>
+        <w:insideH w:val="none" w:color="auto" w:sz="0" w:space="0"/>
+        <w:insideV w:val="none" w:color="auto" w:sz="0" w:space="0"/>
       </w:tblBorders>
       <w:tblCellMar>
         <w:left w:w="0" w:type="dxa"/>
@@ -2191,12 +2191,12 @@
             <w:tblStyle w:val="TableGrid"/>
             <w:tblW w:w="5000" w:type="pct"/>
             <w:tblBorders>
-              <w:top w:val="none" w:sz="0" w:space="0" w:color="auto"/>
-              <w:left w:val="none" w:sz="0" w:space="0" w:color="auto"/>
-              <w:bottom w:val="none" w:sz="0" w:space="0" w:color="auto"/>
-              <w:right w:val="none" w:sz="0" w:space="0" w:color="auto"/>
-              <w:insideH w:val="none" w:sz="0" w:space="0" w:color="auto"/>
-              <w:insideV w:val="none" w:sz="0" w:space="0" w:color="auto"/>
+              <w:top w:val="none" w:color="auto" w:sz="0" w:space="0"/>
+              <w:left w:val="none" w:color="auto" w:sz="0" w:space="0"/>
+              <w:bottom w:val="none" w:color="auto" w:sz="0" w:space="0"/>
+              <w:right w:val="none" w:color="auto" w:sz="0" w:space="0"/>
+              <w:insideH w:val="none" w:color="auto" w:sz="0" w:space="0"/>
+              <w:insideV w:val="none" w:color="auto" w:sz="0" w:space="0"/>
             </w:tblBorders>
             <w:tblCellMar>
               <w:left w:w="0" w:type="dxa"/>
@@ -2278,12 +2278,12 @@
       <w:tblStyle w:val="TableGrid"/>
       <w:tblW w:w="5000" w:type="pct"/>
       <w:tblBorders>
-        <w:top w:val="none" w:sz="0" w:space="0" w:color="auto"/>
-        <w:left w:val="none" w:sz="0" w:space="0" w:color="auto"/>
-        <w:bottom w:val="none" w:sz="0" w:space="0" w:color="auto"/>
-        <w:right w:val="none" w:sz="0" w:space="0" w:color="auto"/>
-        <w:insideH w:val="none" w:sz="0" w:space="0" w:color="auto"/>
-        <w:insideV w:val="none" w:sz="0" w:space="0" w:color="auto"/>
+        <w:top w:val="none" w:color="auto" w:sz="0" w:space="0"/>
+        <w:left w:val="none" w:color="auto" w:sz="0" w:space="0"/>
+        <w:bottom w:val="none" w:color="auto" w:sz="0" w:space="0"/>
+        <w:right w:val="none" w:color="auto" w:sz="0" w:space="0"/>
+        <w:insideH w:val="none" w:color="auto" w:sz="0" w:space="0"/>
+        <w:insideV w:val="none" w:color="auto" w:sz="0" w:space="0"/>
       </w:tblBorders>
       <w:tblLayout w:type="fixed"/>
       <w:tblCellMar>
@@ -2907,12 +2907,12 @@
       <w:tblStyle w:val="TableGrid"/>
       <w:tblW w:w="5000" w:type="pct"/>
       <w:tblBorders>
-        <w:top w:val="none" w:sz="0" w:space="0" w:color="auto"/>
-        <w:left w:val="none" w:sz="0" w:space="0" w:color="auto"/>
-        <w:bottom w:val="none" w:sz="0" w:space="0" w:color="auto"/>
-        <w:right w:val="none" w:sz="0" w:space="0" w:color="auto"/>
-        <w:insideH w:val="none" w:sz="0" w:space="0" w:color="auto"/>
-        <w:insideV w:val="none" w:sz="0" w:space="0" w:color="auto"/>
+        <w:top w:val="none" w:color="auto" w:sz="0" w:space="0"/>
+        <w:left w:val="none" w:color="auto" w:sz="0" w:space="0"/>
+        <w:bottom w:val="none" w:color="auto" w:sz="0" w:space="0"/>
+        <w:right w:val="none" w:color="auto" w:sz="0" w:space="0"/>
+        <w:insideH w:val="none" w:color="auto" w:sz="0" w:space="0"/>
+        <w:insideV w:val="none" w:color="auto" w:sz="0" w:space="0"/>
       </w:tblBorders>
       <w:tblCellMar>
         <w:left w:w="0" w:type="dxa"/>
@@ -3143,7 +3143,7 @@
 </file>
 
 <file path=word/header2.xml><?xml version="1.0" encoding="utf-8"?>
-<w:hdr xmlns:wpc="http://schemas.microsoft.com/office/word/2010/wordprocessingCanvas" xmlns:cx="http://schemas.microsoft.com/office/drawing/2014/chartex" xmlns:cx1="http://schemas.microsoft.com/office/drawing/2015/9/8/chartex" xmlns:cx2="http://schemas.microsoft.com/office/drawing/2015/10/21/chartex" xmlns:cx3="http://schemas.microsoft.com/office/drawing/2016/5/9/chartex" xmlns:cx4="http://schemas.microsoft.com/office/drawing/2016/5/10/chartex" xmlns:cx5="http://schemas.microsoft.com/office/drawing/2016/5/11/chartex" xmlns:cx6="http://schemas.microsoft.com/office/drawing/2016/5/12/chartex" xmlns:cx7="http://schemas.microsoft.com/office/drawing/2016/5/13/chartex" xmlns:cx8="http://schemas.microsoft.com/office/drawing/2016/5/14/chartex" xmlns:mc="http://schemas.openxmlformats.org/markup-compatibility/2006" xmlns:aink="http://schemas.microsoft.com/office/drawing/2016/ink" xmlns:am3d="http://schemas.microsoft.com/office/drawing/2017/model3d" xmlns:o="urn:schemas-microsoft-com:office:office" xmlns:oel="http://schemas.microsoft.com/office/2019/extlst" xmlns:r="http://schemas.openxmlformats.org/officeDocument/2006/relationships" xmlns:m="http://schemas.openxmlformats.org/officeDocument/2006/math" xmlns:v="urn:schemas-microsoft-com:vml" xmlns:wp14="http://schemas.microsoft.com/office/word/2010/wordprocessingDrawing" xmlns:wp="http://schemas.openxmlformats.org/drawingml/2006/wordprocessingDrawing" xmlns:w10="urn:schemas-microsoft-com:office:word" xmlns:w="http://schemas.openxmlformats.org/wordprocessingml/2006/main" xmlns:w14="http://schemas.microsoft.com/office/word/2010/wordml" xmlns:w15="http://schemas.microsoft.com/office/word/2012/wordml" xmlns:w16cex="http://schemas.microsoft.com/office/word/2018/wordml/cex" xmlns:w16cid="http://schemas.microsoft.com/office/word/2016/wordml/cid" xmlns:w16="http://schemas.microsoft.com/office/word/2018/wordml" xmlns:w16du="http://schemas.microsoft.com/office/word/2023/wordml/word16du" xmlns:w16sdtdh="http://schemas.microsoft.com/office/word/2020/wordml/sdtdatahash" xmlns:w16sdtfl="http://schemas.microsoft.com/office/word/2024/wordml/sdtformatlock" xmlns:w16se="http://schemas.microsoft.com/office/word/2015/wordml/symex" xmlns:wpg="http://schemas.microsoft.com/office/word/2010/wordprocessingGroup" xmlns:wpi="http://schemas.microsoft.com/office/word/2010/wordprocessingInk" xmlns:wne="http://schemas.microsoft.com/office/word/2006/wordml" xmlns:wps="http://schemas.microsoft.com/office/word/2010/wordprocessingShape" mc:Ignorable="w14 w15 w16se w16cid w16 w16cex w16sdtdh w16sdtfl w16du wp14">
+<w:hdr xmlns:a="http://schemas.openxmlformats.org/drawingml/2006/main" xmlns:wpc="http://schemas.microsoft.com/office/word/2010/wordprocessingCanvas" xmlns:cx="http://schemas.microsoft.com/office/drawing/2014/chartex" xmlns:cx1="http://schemas.microsoft.com/office/drawing/2015/9/8/chartex" xmlns:cx2="http://schemas.microsoft.com/office/drawing/2015/10/21/chartex" xmlns:cx3="http://schemas.microsoft.com/office/drawing/2016/5/9/chartex" xmlns:cx4="http://schemas.microsoft.com/office/drawing/2016/5/10/chartex" xmlns:cx5="http://schemas.microsoft.com/office/drawing/2016/5/11/chartex" xmlns:cx6="http://schemas.microsoft.com/office/drawing/2016/5/12/chartex" xmlns:cx7="http://schemas.microsoft.com/office/drawing/2016/5/13/chartex" xmlns:cx8="http://schemas.microsoft.com/office/drawing/2016/5/14/chartex" xmlns:mc="http://schemas.openxmlformats.org/markup-compatibility/2006" xmlns:aink="http://schemas.microsoft.com/office/drawing/2016/ink" xmlns:am3d="http://schemas.microsoft.com/office/drawing/2017/model3d" xmlns:o="urn:schemas-microsoft-com:office:office" xmlns:oel="http://schemas.microsoft.com/office/2019/extlst" xmlns:r="http://schemas.openxmlformats.org/officeDocument/2006/relationships" xmlns:m="http://schemas.openxmlformats.org/officeDocument/2006/math" xmlns:v="urn:schemas-microsoft-com:vml" xmlns:wp14="http://schemas.microsoft.com/office/word/2010/wordprocessingDrawing" xmlns:wp="http://schemas.openxmlformats.org/drawingml/2006/wordprocessingDrawing" xmlns:w10="urn:schemas-microsoft-com:office:word" xmlns:w="http://schemas.openxmlformats.org/wordprocessingml/2006/main" xmlns:w14="http://schemas.microsoft.com/office/word/2010/wordml" xmlns:w15="http://schemas.microsoft.com/office/word/2012/wordml" xmlns:w16cex="http://schemas.microsoft.com/office/word/2018/wordml/cex" xmlns:w16cid="http://schemas.microsoft.com/office/word/2016/wordml/cid" xmlns:w16="http://schemas.microsoft.com/office/word/2018/wordml" xmlns:w16du="http://schemas.microsoft.com/office/word/2023/wordml/word16du" xmlns:w16sdtdh="http://schemas.microsoft.com/office/word/2020/wordml/sdtdatahash" xmlns:w16sdtfl="http://schemas.microsoft.com/office/word/2024/wordml/sdtformatlock" xmlns:w16se="http://schemas.microsoft.com/office/word/2015/wordml/symex" xmlns:wpg="http://schemas.microsoft.com/office/word/2010/wordprocessingGroup" xmlns:wpi="http://schemas.microsoft.com/office/word/2010/wordprocessingInk" xmlns:wne="http://schemas.microsoft.com/office/word/2006/wordml" xmlns:wps="http://schemas.microsoft.com/office/word/2010/wordprocessingShape" mc:Ignorable="w14 w15 w16se w16cid w16 w16cex w16sdtdh w16sdtfl w16du wp14">
   <w:p>
     <w:pPr>
       <w:pStyle w:val="Header"/>
@@ -3157,7 +3157,7 @@
       <mc:AlternateContent>
         <mc:Choice Requires="wps">
           <w:drawing>
-            <wp:anchor distT="0" distB="0" distL="118745" distR="118745" simplePos="0" relativeHeight="251659264" behindDoc="1" locked="0" layoutInCell="1" allowOverlap="0" wp14:anchorId="14B8DDE3" wp14:editId="3847F1EE">
+            <wp:anchor distT="0" distB="0" distL="118745" distR="118745" simplePos="0" relativeHeight="251659264" behindDoc="1" locked="0" layoutInCell="1" allowOverlap="0" wp14:editId="3847F1EE" wp14:anchorId="14B8DDE3">
               <wp:simplePos x="0" y="0"/>
               <wp:positionH relativeFrom="margin">
                 <wp:align>center</wp:align>
@@ -3228,6 +3228,8 @@
                             </w:placeholder>
                             <w:dataBinding w:prefixMappings="xmlns:ns0='urn:microsoft-dynamics-nav/reports/E_Doc_Sample_Purchase_Invoice/6102/' " w:xpath="/ns0:NavWordReportXmlPart[1]/ns0:Header[1]/ns0:InvoiceCaption[1]" w:storeItemID="{77DCDA3D-DC37-4B69-A105-295A851BE58A}"/>
                             <w:text/>
+                            <w:alias w:val="#Nav: /Header/InvoiceCaption"/>
+                            <w:tag w:val="#Nav: E_Doc_Sample_Purchase_Invoice/6102"/>
                           </w:sdtPr>
                           <w:sdtContent>
                             <w:p>
@@ -3277,7 +3279,7 @@
         </mc:Choice>
         <mc:Fallback>
           <w:pict>
-            <v:rect w14:anchorId="14B8DDE3" id="Rectangle 200" o:spid="_x0000_s1026" style="position:absolute;margin-left:0;margin-top:0;width:468.5pt;height:21.3pt;z-index:-251657216;visibility:visible;mso-wrap-style:square;mso-width-percent:1000;mso-height-percent:27;mso-top-percent:45;mso-wrap-distance-left:9.35pt;mso-wrap-distance-top:0;mso-wrap-distance-right:9.35pt;mso-wrap-distance-bottom:0;mso-position-horizontal:center;mso-position-horizontal-relative:margin;mso-position-vertical-relative:page;mso-width-percent:1000;mso-height-percent:27;mso-top-percent:45;mso-width-relative:margin;mso-height-relative:page;v-text-anchor:middle" o:gfxdata="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" o:allowoverlap="f" fillcolor="#ed7d31 [3205]" stroked="f">
+            <v:rect id="Rectangle 200" style="position:absolute;margin-left:0;margin-top:0;width:468.5pt;height:21.3pt;z-index:-251657216;visibility:visible;mso-wrap-style:square;mso-width-percent:1000;mso-height-percent:27;mso-top-percent:45;mso-wrap-distance-left:9.35pt;mso-wrap-distance-top:0;mso-wrap-distance-right:9.35pt;mso-wrap-distance-bottom:0;mso-position-horizontal:center;mso-position-horizontal-relative:margin;mso-position-vertical-relative:page;mso-width-percent:1000;mso-height-percent:27;mso-top-percent:45;mso-width-relative:margin;mso-height-relative:page;v-text-anchor:middle" o:spid="_x0000_s1026" o:allowoverlap="f" fillcolor="#ed7d31 [3205]" stroked="f" o:gfxdata="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" w14:anchorId="14B8DDE3">
               <v:textbox style="mso-fit-shape-to-text:t">
                 <w:txbxContent>
                   <w:sdt>
@@ -3294,6 +3296,8 @@
                       </w:placeholder>
                       <w:dataBinding w:prefixMappings="xmlns:ns0='urn:microsoft-dynamics-nav/reports/E_Doc_Sample_Purchase_Invoice/6102/' " w:xpath="/ns0:NavWordReportXmlPart[1]/ns0:Header[1]/ns0:InvoiceCaption[1]" w:storeItemID="{77DCDA3D-DC37-4B69-A105-295A851BE58A}"/>
                       <w:text/>
+                      <w:alias w:val="#Nav: /Header/InvoiceCaption"/>
+                      <w:tag w:val="#Nav: E_Doc_Sample_Purchase_Invoice/6102"/>
                     </w:sdtPr>
                     <w:sdtContent>
                       <w:p>

--- a/src/Apps/W1/EDocument/App/src/SampleInvoice/EDocSamplePurchInvoice3.docx
+++ b/src/Apps/W1/EDocument/App/src/SampleInvoice/EDocSamplePurchInvoice3.docx
@@ -7066,6 +7066,303 @@
 <b:Sources xmlns:b="http://schemas.openxmlformats.org/officeDocument/2006/bibliography" xmlns="http://schemas.openxmlformats.org/officeDocument/2006/bibliography" SelectedStyle="\APASixthEditionOfficeOnline.xsl" StyleName="APA" Version="6"/>
 </file>
 
+<file path=customXml/item3.xml>��< ? x m l   v e r s i o n = " 1 . 0 "   e n c o d i n g = " u t f - 1 6 " ? > + 
+ < N a v W o r d R e p o r t X m l P a r t   x m l n s = " u r n : m i c r o s o f t - d y n a m i c s - b u s i n e s s c e n t r a l / i n t e r n a l / e x t e n d e d / r e p o r t s / E _ D o c _ S a m p l e _ P u r c h a s e _ I n v o i c e / 6 1 0 2 / " > + 
+     < B C R e p o r t I n f o r m a t i o n > + 
+         < R e p o r t M e t a d a t a > + 
+             < E x t e n s i o n I d > E x t e n s i o n   I D < / E x t e n s i o n I d > + 
+             < E x t e n s i o n N a m e > E x t e n s i o n   N a m e < / E x t e n s i o n N a m e > + 
+             < E x t e n s i o n P u b l i s h e r > E x t e n s i o n   P u b l i s h e r < / E x t e n s i o n P u b l i s h e r > + 
+             < E x t e n s i o n V e r s i o n > E x t e n s i o n   V e r s i o n < / E x t e n s i o n V e r s i o n > + 
+             < R e p o r t I d > R e p o r t   I D < / R e p o r t I d > + 
+             < R e p o r t N a m e > R e p o r t   N a m e < / R e p o r t N a m e > + 
+             < A b o u t T h i s R e p o r t T i t l e > A b o u t   T h i s   R e p o r t   T i t l e < / A b o u t T h i s R e p o r t T i t l e > + 
+             < A b o u t T h i s R e p o r t T e x t > A b o u t   T h i s   R e p o r t   T e x t < / A b o u t T h i s R e p o r t T e x t > + 
+             < R e p o r t H e l p L i n k > R e p o r t   H e l p   L i n k < / R e p o r t H e l p L i n k > + 
+         < / R e p o r t M e t a d a t a > + 
+         < R e p o r t R e q u e s t > + 
+             < T e n a n t E n t r a I d > T e n a n t   E n t r a   I d < / T e n a n t E n t r a I d > + 
+             < E n v i r o n m e n t N a m e > E n v i r o n m e n t   N a m e < / E n v i r o n m e n t N a m e > + 
+             < E n v i r o n m e n t T y p e > E n v i r o n m e n t   T y p e < / E n v i r o n m e n t T y p e > + 
+             < C o m p a n y N a m e > C o m p a n y   N a m e < / C o m p a n y N a m e > + 
+             < C o m p a n y D i s p l a y N a m e > C o m p a n y   D i s p l a y   N a m e < / C o m p a n y D i s p l a y N a m e > + 
+             < C o m p a n y I d > C o m p a n y   I D < / C o m p a n y I d > + 
+             < U s e r N a m e > U s e r   N a m e < / U s e r N a m e > + 
+             < D a t e A n d T i m e > D a t e   a n d   T i m e < / D a t e A n d T i m e > + 
+             < L a n g u a g e > L a n g u a g e < / L a n g u a g e > + 
+             < F o r m a t R e g i o n > F o r m a t   R e g i o n < / F o r m a t R e g i o n > + 
+             < D a t e T i m e V a l u e s > + 
+                 < Y e a r > Y e a r < / Y e a r > + 
+                 < M o n t h N u m b e r > M o n t h   N u m b e r < / M o n t h N u m b e r > + 
+                 < D a y N u m b e r > D a y   N u m b e r < / D a y N u m b e r > + 
+                 < H o u r > H o u r < / H o u r > + 
+                 < M i n u t e > M i n u t e < / M i n u t e > + 
+             < / D a t e T i m e V a l u e s > + 
+         < / R e p o r t R e q u e s t > + 
+     < / B C R e p o r t I n f o r m a t i o n > + 
+     < T o o l t i p s > + 
+         < T o o l t i p   c o l u m n = " C o m p a n y I n f o P h o n e N o "   E l e m e n t I d = " 8 9 6 1 4 9 4 4 9 " > + 
+             < T o o l t i p T e x t   l a n g = " e n - U S " > S p e c i f i e s   t h e   c o m p a n y ' s   t e l e p h o n e   n u m b e r . < / T o o l t i p T e x t > + 
+         < / T o o l t i p > + 
+         < T o o l t i p   c o l u m n = " C o m p a n y I n f o V A T R e g i s t r a t i o n N o "   E l e m e n t I d = " 2 0 2 7 7 8 9 3 5 3 " > + 
+             < T o o l t i p T e x t   l a n g = " e n - U S " > S p e c i f i e s   t h e   c o m p a n y ' s   V A T   r e g i s t r a t i o n   n u m b e r . < / T o o l t i p T e x t > + 
+         < / T o o l t i p > + 
+         < T o o l t i p   c o l u m n = " C o m p a n y I n f o G i r o N o "   E l e m e n t I d = " 6 6 8 8 8 4 2 6 " > + 
+             < T o o l t i p T e x t   l a n g = " e n - U S " > S p e c i f i e s   t h e   c o m p a n y ' s   g i r o   n u m b e r . < / T o o l t i p T e x t > + 
+         < / T o o l t i p > + 
+         < T o o l t i p   c o l u m n = " C o m p a n y I n f o B a n k N a m e "   E l e m e n t I d = " 1 8 3 4 4 8 6 5 3 " > + 
+             < T o o l t i p T e x t   l a n g = " e n - U S " > S p e c i f i e s   t h e   n a m e   o f   t h e   b a n k   t h e   c o m p a n y   u s e s . < / T o o l t i p T e x t > + 
+         < / T o o l t i p > + 
+         < T o o l t i p   c o l u m n = " C o m p a n y I n f o B a n k A c c o u n t N o "   E l e m e n t I d = " 1 5 2 5 0 9 5 7 8 6 " > + 
+             < T o o l t i p T e x t   l a n g = " e n - U S " > S p e c i f i e s   t h e   c o m p a n y ' s   b a n k   a c c o u n t   n u m b e r . < / T o o l t i p T e x t > + 
+         < / T o o l t i p > + 
+         < T o o l t i p   c o l u m n = " C o m p a n y I n f o H o m e P a g e "   E l e m e n t I d = " 1 5 3 0 3 1 7 4 4 0 " > + 
+             < T o o l t i p T e x t   l a n g = " e n - U S " > S p e c i f i e s   y o u r   c o m p a n y ' s   w e b   s i t e . < / T o o l t i p T e x t > + 
+         < / T o o l t i p > + 
+         < T o o l t i p   c o l u m n = " C o m p a n y I n f o E M a i l "   E l e m e n t I d = " 1 0 8 3 1 8 6 0 6 4 " > + 
+             < T o o l t i p T e x t   l a n g = " e n - U S " > S p e c i f i e s   t h e   c o m p a n y ' s   e m a i l   a d d r e s s . < / T o o l t i p T e x t > + 
+         < / T o o l t i p > + 
+         < T o o l t i p   c o l u m n = " T y p e "   E l e m e n t I d = " 2 6 9 3 5 3 4 4 3 " > + 
+             < T o o l t i p T e x t   l a n g = " e n - U S " > S p e c i f i e s   t h e   t y p e   o f   e n t i t y   t h a t   w i l l   b e   p o s t e d   f o r   t h i s   p u r c h a s e   l i n e ,   s u c h   a s   I t e m ,   R e s o u r c e ,   o r   G / L   A c c o u n t . < / T o o l t i p T e x t > + 
+         < / T o o l t i p > + 
+         < T o o l t i p   c o l u m n = " N o "   E l e m e n t I d = " 1 1 9 8 2 6 8 3 4 0 " > + 
+             < T o o l t i p T e x t   l a n g = " e n - U S " > S p e c i f i e s   w h a t   y o u ' r e   s e l l i n g .   T h e   o p t i o n s   v a r y ,   d e p e n d i n g   o n   w h a t   y o u   c h o o s e   i n   t h e   T y p e   f i e l d . < / T o o l t i p T e x t > + 
+         < / T o o l t i p > + 
+         < T o o l t i p   c o l u m n = " D e s c r i p t i o n "   E l e m e n t I d = " 1 3 1 4 3 5 1 3 0 7 " > + 
+             < T o o l t i p T e x t   l a n g = " e n - U S " > S p e c i f i e s   t h e   d e s c r i p t i o n . < / T o o l t i p T e x t > + 
+         < / T o o l t i p > + 
+         < T o o l t i p   c o l u m n = " Q u a n t i t y "   E l e m e n t I d = " 5 5 6 9 2 0 8 8 6 " > + 
+             < T o o l t i p T e x t   l a n g = " e n - U S " > S p e c i f i e s   t h e   q u a n t i t y . < / T o o l t i p T e x t > + 
+         < / T o o l t i p > + 
+         < T o o l t i p   c o l u m n = " D i r e c t U n i t C o s t "   E l e m e n t I d = " 1 0 0 3 6 7 7 5 8 1 " > + 
+             < T o o l t i p T e x t   l a n g = " e n - U S " > S p e c i f i e s   t h e   d i r e c t   u n i t   c o s t . < / T o o l t i p T e x t > + 
+         < / T o o l t i p > + 
+         < T o o l t i p   c o l u m n = " D e f e r r a l C o d e "   E l e m e n t I d = " 4 7 6 1 3 6 2 9 5 " > + 
+             < T o o l t i p T e x t   l a n g = " e n - U S " > S p e c i f i e s   t h e   d e f e r r a l   c o d e . < / T o o l t i p T e x t > + 
+         < / T o o l t i p > + 
+         < T o o l t i p   c o l u m n = " L i n e A m o u n t "   E l e m e n t I d = " 1 6 4 5 5 1 1 0 0 1 " > + 
+             < T o o l t i p T e x t   l a n g = " e n - U S " > S p e c i f i e s   t h e   l i n e   s u b t o t a l . < / T o o l t i p T e x t > + 
+         < / T o o l t i p > + 
+     < / T o o l t i p s > + 
+     < H e a d e r   E l e m e n t T y p e = " D a t a I t e m "   E l e m e n t I d = " 1 2 4 0 3 7 3 8 8 6 " > + 
+         < B i l l T o C a p t i o n   E l e m e n t T y p e = " C o l u m n "   E l e m e n t I d = " 5 5 2 8 4 1 3 0 9 "   D a t a T y p e = " L a b e l " > B i l l T o C a p t i o n < / B i l l T o C a p t i o n > + 
+         < B u y F r o m V e n d o r N o   E l e m e n t T y p e = " C o l u m n "   E l e m e n t I d = " 2 1 0 4 3 2 3 8 4 0 "   D a t a T y p e = " C o d e " > B u y F r o m V e n d o r N o < / B u y F r o m V e n d o r N o > + 
+         < C o m p a n y A d d r 1   E l e m e n t T y p e = " C o l u m n "   E l e m e n t I d = " 8 8 5 0 9 6 1 0 4 "   D a t a T y p e = " T e x t " > C o m p a n y A d d r 1 < / C o m p a n y A d d r 1 > + 
+         < C o m p a n y A d d r 2   E l e m e n t T y p e = " C o l u m n "   E l e m e n t I d = " 1 0 2 7 9 9 3 7 4 7 "   D a t a T y p e = " T e x t " > C o m p a n y A d d r 2 < / C o m p a n y A d d r 2 > + 
+         < C o m p a n y A d d r 3   E l e m e n t T y p e = " C o l u m n "   E l e m e n t I d = " 3 9 0 2 9 7 1 3 0 "   D a t a T y p e = " T e x t " > C o m p a n y A d d r 3 < / C o m p a n y A d d r 3 > + 
+         < C o m p a n y A d d r 4   E l e m e n t T y p e = " C o l u m n "   E l e m e n t I d = " 1 9 9 1 5 8 0 3 1 5 "   D a t a T y p e = " T e x t " > C o m p a n y A d d r 4 < / C o m p a n y A d d r 4 > + 
+         < C o m p a n y A d d r 5   E l e m e n t T y p e = " C o l u m n "   E l e m e n t I d = " 1 6 6 5 6 9 0 3 6 4 "   D a t a T y p e = " T e x t " > C o m p a n y A d d r 5 < / C o m p a n y A d d r 5 > + 
+         < C o m p a n y A d d r 6   E l e m e n t T y p e = " C o l u m n "   E l e m e n t I d = " 7 1 6 1 8 7 0 8 1 "   D a t a T y p e = " T e x t " > C o m p a n y A d d r 6 < / C o m p a n y A d d r 6 > + 
+         < C o m p a n y A d d r 7   E l e m e n t T y p e = " C o l u m n "   E l e m e n t I d = " 1 3 5 3 8 8 3 6 9 8 "   D a t a T y p e = " T e x t " > C o m p a n y A d d r 7 < / C o m p a n y A d d r 7 > + 
+         < C o m p a n y A d d r 8   E l e m e n t T y p e = " C o l u m n "   E l e m e n t I d = " 1 0 5 4 0 0 5 1 2 7 "   D a t a T y p e = " T e x t " > C o m p a n y A d d r 8 < / C o m p a n y A d d r 8 > + 
+         < C o m p a n y I n f o B a n k A c c o u n t N o   E l e m e n t T y p e = " C o l u m n "   E l e m e n t I d = " 1 5 2 5 0 9 5 7 8 6 "   D a t a T y p e = " T e x t " > C o m p a n y I n f o B a n k A c c o u n t N o < / C o m p a n y I n f o B a n k A c c o u n t N o > + 
+         < C o m p a n y I n f o B a n k A c c o u n t N o C a p t i o n   E l e m e n t T y p e = " C o l u m n "   E l e m e n t I d = " 5 7 4 7 3 2 3 4 0 "   D a t a T y p e = " L a b e l " > C o m p a n y I n f o B a n k A c c o u n t N o C a p t i o n < / C o m p a n y I n f o B a n k A c c o u n t N o C a p t i o n > + 
+         < C o m p a n y I n f o B a n k N a m e   E l e m e n t T y p e = " C o l u m n "   E l e m e n t I d = " 1 8 3 4 4 8 6 5 3 "   D a t a T y p e = " T e x t " > C o m p a n y I n f o B a n k N a m e < / C o m p a n y I n f o B a n k N a m e > + 
+         < C o m p a n y I n f o B a n k N a m e C a p t i o n   E l e m e n t T y p e = " C o l u m n "   E l e m e n t I d = " 9 1 2 4 4 5 5 5 7 "   D a t a T y p e = " L a b e l " > C o m p a n y I n f o B a n k N a m e C a p t i o n < / C o m p a n y I n f o B a n k N a m e C a p t i o n > + 
+         < C o m p a n y I n f o E M a i l   E l e m e n t T y p e = " C o l u m n "   E l e m e n t I d = " 1 0 8 3 1 8 6 0 6 4 "   D a t a T y p e = " T e x t " > C o m p a n y I n f o E M a i l < / C o m p a n y I n f o E M a i l > + 
+         < C o m p a n y I n f o E M a i l C a p t i o n   E l e m e n t T y p e = " C o l u m n "   E l e m e n t I d = " 1 1 5 9 0 2 3 2 6 6 "   D a t a T y p e = " L a b e l " > C o m p a n y I n f o E M a i l C a p t i o n < / C o m p a n y I n f o E M a i l C a p t i o n > + 
+         < C o m p a n y I n f o G i r o N o   E l e m e n t T y p e = " C o l u m n "   E l e m e n t I d = " 6 6 8 8 8 4 2 6 "   D a t a T y p e = " T e x t " > C o m p a n y I n f o G i r o N o < / C o m p a n y I n f o G i r o N o > + 
+         < C o m p a n y I n f o G i r o N o C a p t i o n   E l e m e n t T y p e = " C o l u m n "   E l e m e n t I d = " 1 6 6 5 2 9 1 0 9 6 "   D a t a T y p e = " L a b e l " > C o m p a n y I n f o G i r o N o C a p t i o n < / C o m p a n y I n f o G i r o N o C a p t i o n > + 
+         < C o m p a n y I n f o H o m e P a g e   E l e m e n t T y p e = " C o l u m n "   E l e m e n t I d = " 1 5 3 0 3 1 7 4 4 0 "   D a t a T y p e = " T e x t " > C o m p a n y I n f o H o m e P a g e < / C o m p a n y I n f o H o m e P a g e > + 
+         < C o m p a n y I n f o H o m e P a g e C a p t i o n   E l e m e n t T y p e = " C o l u m n "   E l e m e n t I d = " 2 1 2 8 9 8 2 7 3 8 "   D a t a T y p e = " L a b e l " > C o m p a n y I n f o H o m e P a g e C a p t i o n < / C o m p a n y I n f o H o m e P a g e C a p t i o n > + 
+         < C o m p a n y I n f o P h o n e N o   E l e m e n t T y p e = " C o l u m n "   E l e m e n t I d = " 8 9 6 1 4 9 4 4 9 "   D a t a T y p e = " T e x t " > C o m p a n y I n f o P h o n e N o < / C o m p a n y I n f o P h o n e N o > + 
+         < C o m p a n y I n f o P h o n e N o C a p t i o n   E l e m e n t T y p e = " C o l u m n "   E l e m e n t I d = " 8 8 9 2 6 2 4 1 7 "   D a t a T y p e = " L a b e l " > C o m p a n y I n f o P h o n e N o C a p t i o n < / C o m p a n y I n f o P h o n e N o C a p t i o n > + 
+         < C o m p a n y I n f o V A T R e g i s t r a t i o n N o   E l e m e n t T y p e = " C o l u m n "   E l e m e n t I d = " 2 0 2 7 7 8 9 3 5 3 "   D a t a T y p e = " T e x t " > C o m p a n y I n f o V A T R e g i s t r a t i o n N o < / C o m p a n y I n f o V A T R e g i s t r a t i o n N o > + 
+         < C o m p a n y I n f o V A T R e g i s t r a t i o n N o C a p t i o n   E l e m e n t T y p e = " C o l u m n "   E l e m e n t I d = " 1 6 9 7 6 9 7 1 3 5 "   D a t a T y p e = " L a b e l " > C o m p a n y I n f o V A T R e g i s t r a t i o n N o C a p t i o n < / C o m p a n y I n f o V A T R e g i s t r a t i o n N o C a p t i o n > + 
+         < D u e D a t e   E l e m e n t T y p e = " C o l u m n "   E l e m e n t I d = " 7 4 5 1 7 0 2 0 3 "   D a t a T y p e = " D a t e " > D u e D a t e < / D u e D a t e > + 
+         < D u e D a t e C a p t i o n   E l e m e n t T y p e = " C o l u m n "   E l e m e n t I d = " 2 0 4 6 6 7 9 4 6 9 "   D a t a T y p e = " L a b e l " > D u e D a t e C a p t i o n < / D u e D a t e C a p t i o n > + 
+         < F r o m C a p t i o n   E l e m e n t T y p e = " C o l u m n "   E l e m e n t I d = " 1 0 7 6 8 1 7 3 5 7 "   D a t a T y p e = " L a b e l " > F r o m C a p t i o n < / F r o m C a p t i o n > + 
+         < I n v o i c e C a p t i o n   E l e m e n t T y p e = " C o l u m n "   E l e m e n t I d = " 6 6 6 3 8 4 1 7 0 "   D a t a T y p e = " L a b e l " > I n v o i c e C a p t i o n < / I n v o i c e C a p t i o n > + 
+         < I n v o i c e N o C a p t i o n   E l e m e n t T y p e = " C o l u m n "   E l e m e n t I d = " 5 1 4 4 8 9 3 7 1 "   D a t a T y p e = " L a b e l " > I n v o i c e N o C a p t i o n < / I n v o i c e N o C a p t i o n > + 
+         < N o _   E l e m e n t T y p e = " C o l u m n "   E l e m e n t I d = " 1 0 8 0 6 9 1 2 5 3 "   D a t a T y p e = " T e x t " > N o _ < / N o _ > + 
+         < P o s t i n g D a t e   E l e m e n t T y p e = " C o l u m n "   E l e m e n t I d = " 8 8 9 9 5 5 3 3 7 "   D a t a T y p e = " D a t e " > P o s t i n g D a t e < / P o s t i n g D a t e > + 
+         < P o s t i n g D a t e C a p t i o n   E l e m e n t T y p e = " C o l u m n "   E l e m e n t I d = " 1 2 7 3 0 5 6 1 7 "   D a t a T y p e = " L a b e l " > P o s t i n g D a t e C a p t i o n < / P o s t i n g D a t e C a p t i o n > + 
+         < S u b T o t a l C a p t i o n   E l e m e n t T y p e = " C o l u m n "   E l e m e n t I d = " 1 1 3 6 3 0 0 6 7 "   D a t a T y p e = " L a b e l " > S u b T o t a l C a p t i o n < / S u b T o t a l C a p t i o n > + 
+         < T a x C a p t i o n   E l e m e n t T y p e = " C o l u m n "   E l e m e n t I d = " 1 2 6 6 4 5 7 4 2 2 "   D a t a T y p e = " L a b e l " > T a x C a p t i o n < / T a x C a p t i o n > + 
+         < T o t a l C a p t i o n   E l e m e n t T y p e = " C o l u m n "   E l e m e n t I d = " 7 0 7 1 0 2 6 9 5 "   D a t a T y p e = " L a b e l " > T o t a l C a p t i o n < / T o t a l C a p t i o n > + 
+         < V e n d A d d r 1   E l e m e n t T y p e = " C o l u m n "   E l e m e n t I d = " 2 0 3 8 5 3 5 7 8 "   D a t a T y p e = " T e x t " > V e n d A d d r 1 < / V e n d A d d r 1 > + 
+         < V e n d A d d r 2   E l e m e n t T y p e = " C o l u m n "   E l e m e n t I d = " 8 4 1 5 5 0 1 9 5 "   D a t a T y p e = " T e x t " > V e n d A d d r 2 < / V e n d A d d r 2 > + 
+         < V e n d A d d r 3   E l e m e n t T y p e = " C o l u m n "   E l e m e n t I d = " 1 4 7 9 2 4 6 8 1 2 "   D a t a T y p e = " T e x t " > V e n d A d d r 3 < / V e n d A d d r 3 > + 
+         < V e n d A d d r 4   E l e m e n t T y p e = " C o l u m n "   E l e m e n t I d = " 2 1 1 6 9 4 3 4 2 9 "   D a t a T y p e = " T e x t " > V e n d A d d r 4 < / V e n d A d d r 4 > + 
+         < V e n d A d d r 5   E l e m e n t T y p e = " C o l u m n "   E l e m e n t I d = " 1 5 4 0 3 2 7 2 5 0 "   D a t a T y p e = " T e x t " > V e n d A d d r 5 < / V e n d A d d r 5 > + 
+         < V e n d A d d r 6   E l e m e n t T y p e = " C o l u m n "   E l e m e n t I d = " 9 0 2 6 3 0 6 3 3 "   D a t a T y p e = " T e x t " > V e n d A d d r 6 < / V e n d A d d r 6 > + 
+         < V e n d A d d r 7   E l e m e n t T y p e = " C o l u m n "   E l e m e n t I d = " 2 6 4 9 3 4 0 1 6 "   D a t a T y p e = " T e x t " > V e n d A d d r 7 < / V e n d A d d r 7 > + 
+         < V e n d A d d r 8   E l e m e n t T y p e = " C o l u m n "   E l e m e n t I d = " 1 2 4 0 4 4 8 6 7 9 "   D a t a T y p e = " T e x t " > V e n d A d d r 8 < / V e n d A d d r 8 > + 
+         < V e n d o r I n v o i c e N o   E l e m e n t T y p e = " C o l u m n "   E l e m e n t I d = " 8 8 7 3 7 6 2 2 5 "   D a t a T y p e = " T e x t " > V e n d o r I n v o i c e N o < / V e n d o r I n v o i c e N o > + 
+         < V e n d o r I n v o i c e N o _ L b l   E l e m e n t T y p e = " C o l u m n "   E l e m e n t I d = " 1 0 3 4 9 0 0 7 0 0 "   D a t a T y p e = " L a b e l " > V e n d o r I n v o i c e N o _ L b l < / V e n d o r I n v o i c e N o _ L b l > + 
+         < L i n e   E l e m e n t T y p e = " D a t a I t e m "   E l e m e n t I d = " 4 1 1 9 7 6 1 3 3 " > + 
+             < D e f e r r a l C o d e   E l e m e n t T y p e = " C o l u m n "   E l e m e n t I d = " 4 7 6 1 3 6 2 9 5 "   D a t a T y p e = " C o d e " > D e f e r r a l C o d e < / D e f e r r a l C o d e > + 
+             < D e s c r i p t i o n   E l e m e n t T y p e = " C o l u m n "   E l e m e n t I d = " 1 3 1 4 3 5 1 3 0 7 "   D a t a T y p e = " T e x t " > D e s c r i p t i o n < / D e s c r i p t i o n > + 
+             < D i r e c t U n i t C o s t   E l e m e n t T y p e = " C o l u m n "   E l e m e n t I d = " 1 0 0 3 6 7 7 5 8 1 "   D a t a T y p e = " D e c i m a l " > D i r e c t U n i t C o s t < / D i r e c t U n i t C o s t > + 
+             < D i r e c t U n i t C o s t C a p t i o n   E l e m e n t T y p e = " C o l u m n "   E l e m e n t I d = " 5 6 0 5 4 0 9 1 "   D a t a T y p e = " L a b e l " > D i r e c t U n i t C o s t C a p t i o n < / D i r e c t U n i t C o s t C a p t i o n > + 
+             < I t e m D e s c r i p t i o n _ L b l   E l e m e n t T y p e = " C o l u m n "   E l e m e n t I d = " 8 3 5 8 4 5 8 5 3 "   D a t a T y p e = " L a b e l " > I t e m D e s c r i p t i o n _ L b l < / I t e m D e s c r i p t i o n _ L b l > + 
+             < I t e m Q u a n t i t y _ L b l   E l e m e n t T y p e = " C o l u m n "   E l e m e n t I d = " 1 8 0 2 5 9 1 7 6 6 "   D a t a T y p e = " L a b e l " > I t e m Q u a n t i t y _ L b l < / I t e m Q u a n t i t y _ L b l > + 
+             < L i n e A m o u n t   E l e m e n t T y p e = " C o l u m n "   E l e m e n t I d = " 1 6 4 5 5 1 1 0 0 1 "   D a t a T y p e = " D e c i m a l " > L i n e A m o u n t < / L i n e A m o u n t > + 
+             < L i n e A m o u n t C a p t i o n   E l e m e n t T y p e = " C o l u m n "   E l e m e n t I d = " 2 7 2 9 9 9 2 6 3 "   D a t a T y p e = " L a b e l " > L i n e A m o u n t C a p t i o n < / L i n e A m o u n t C a p t i o n > + 
+             < L i n e N o   E l e m e n t T y p e = " C o l u m n "   E l e m e n t I d = " 9 8 1 5 1 4 5 2 6 "   D a t a T y p e = " I n t e g e r " > L i n e N o < / L i n e N o > + 
+             < N o   E l e m e n t T y p e = " C o l u m n "   E l e m e n t I d = " 1 1 9 8 2 6 8 3 4 0 "   D a t a T y p e = " C o d e " > N o < / N o > + 
+             < N o C a p t i o n L b l   E l e m e n t T y p e = " C o l u m n "   E l e m e n t I d = " 8 5 5 1 8 9 7 7 6 "   D a t a T y p e = " L a b e l " > N o C a p t i o n L b l < / N o C a p t i o n L b l > + 
+             < Q u a n t i t y   E l e m e n t T y p e = " C o l u m n "   E l e m e n t I d = " 5 5 6 9 2 0 8 8 6 "   D a t a T y p e = " D e c i m a l " > Q u a n t i t y < / Q u a n t i t y > + 
+             < T y p e   E l e m e n t T y p e = " C o l u m n "   E l e m e n t I d = " 2 6 9 3 5 3 4 4 3 "   D a t a T y p e = " E n u m " > T y p e < / T y p e > + 
+             < U n i t O f M e a s u r e C o d e   E l e m e n t T y p e = " C o l u m n "   E l e m e n t I d = " 1 4 2 0 8 2 2 9 6 1 "   D a t a T y p e = " T e x t " > U n i t O f M e a s u r e C o d e < / U n i t O f M e a s u r e C o d e > + 
+             < U O M _ P u r c h L i n e _ L b l   E l e m e n t T y p e = " C o l u m n "   E l e m e n t I d = " 1 8 5 6 1 1 3 1 9 4 "   D a t a T y p e = " L a b e l " > U O M _ P u r c h L i n e _ L b l < / U O M _ P u r c h L i n e _ L b l > + 
+         < / L i n e > + 
+         < T o t a l s   E l e m e n t T y p e = " D a t a I t e m "   E l e m e n t I d = " 1 8 2 3 9 5 0 0 4 4 " > + 
+             < T o t a l A m o u n t E x c l V A T   E l e m e n t T y p e = " C o l u m n "   E l e m e n t I d = " 6 6 0 4 0 6 8 8 6 "   D a t a T y p e = " D e c i m a l " > T o t a l A m o u n t E x c l V A T < / T o t a l A m o u n t E x c l V A T > + 
+             < T o t a l A m o u n t I n c l V A T   E l e m e n t T y p e = " C o l u m n "   E l e m e n t I d = " 1 4 2 2 4 2 7 9 5 2 "   D a t a T y p e = " D e c i m a l " > T o t a l A m o u n t I n c l V A T < / T o t a l A m o u n t I n c l V A T > + 
+             < V A T A m o u n t   E l e m e n t T y p e = " C o l u m n "   E l e m e n t I d = " 7 4 4 7 0 7 5 5 4 "   D a t a T y p e = " D e c i m a l " > V A T A m o u n t < / V A T A m o u n t > + 
+         < / T o t a l s > + 
+     < / H e a d e r > + 
+ < / N a v W o r d R e p o r t X m l P a r t > 
+</file>
+
 <file path=customXml/itemProps1.xml><?xml version="1.0" encoding="utf-8"?>
 <ds:datastoreItem xmlns:ds="http://schemas.openxmlformats.org/officeDocument/2006/customXml" ds:itemID="{77DCDA3D-DC37-4B69-A105-295A851BE58A}">
   <ds:schemaRefs>

--- a/src/Apps/W1/EDocument/App/src/SampleInvoice/EDocSamplePurchInvoice3.docx
+++ b/src/Apps/W1/EDocument/App/src/SampleInvoice/EDocSamplePurchInvoice3.docx
@@ -7066,303 +7066,6 @@
 <b:Sources xmlns:b="http://schemas.openxmlformats.org/officeDocument/2006/bibliography" xmlns="http://schemas.openxmlformats.org/officeDocument/2006/bibliography" SelectedStyle="\APASixthEditionOfficeOnline.xsl" StyleName="APA" Version="6"/>
 </file>
 
-<file path=customXml/item3.xml>��< ? x m l   v e r s i o n = " 1 . 0 "   e n c o d i n g = " u t f - 1 6 " ? > - 
- < N a v W o r d R e p o r t X m l P a r t   x m l n s = " u r n : m i c r o s o f t - d y n a m i c s - b u s i n e s s c e n t r a l / i n t e r n a l / e x t e n d e d / r e p o r t s / E _ D o c _ S a m p l e _ P u r c h a s e _ I n v o i c e / 6 1 0 2 / " > - 
-     < B C R e p o r t I n f o r m a t i o n > - 
-         < R e p o r t M e t a d a t a > - 
-             < E x t e n s i o n I d > E x t e n s i o n   I D < / E x t e n s i o n I d > - 
-             < E x t e n s i o n N a m e > E x t e n s i o n   N a m e < / E x t e n s i o n N a m e > - 
-             < E x t e n s i o n P u b l i s h e r > E x t e n s i o n   P u b l i s h e r < / E x t e n s i o n P u b l i s h e r > - 
-             < E x t e n s i o n V e r s i o n > E x t e n s i o n   V e r s i o n < / E x t e n s i o n V e r s i o n > - 
-             < R e p o r t I d > R e p o r t   I D < / R e p o r t I d > - 
-             < R e p o r t N a m e > R e p o r t   N a m e < / R e p o r t N a m e > - 
-             < A b o u t T h i s R e p o r t T i t l e > A b o u t   T h i s   R e p o r t   T i t l e < / A b o u t T h i s R e p o r t T i t l e > - 
-             < A b o u t T h i s R e p o r t T e x t > A b o u t   T h i s   R e p o r t   T e x t < / A b o u t T h i s R e p o r t T e x t > - 
-             < R e p o r t H e l p L i n k > R e p o r t   H e l p   L i n k < / R e p o r t H e l p L i n k > - 
-         < / R e p o r t M e t a d a t a > - 
-         < R e p o r t R e q u e s t > - 
-             < T e n a n t E n t r a I d > T e n a n t   E n t r a   I d < / T e n a n t E n t r a I d > - 
-             < E n v i r o n m e n t N a m e > E n v i r o n m e n t   N a m e < / E n v i r o n m e n t N a m e > - 
-             < E n v i r o n m e n t T y p e > E n v i r o n m e n t   T y p e < / E n v i r o n m e n t T y p e > - 
-             < C o m p a n y N a m e > C o m p a n y   N a m e < / C o m p a n y N a m e > - 
-             < C o m p a n y D i s p l a y N a m e > C o m p a n y   D i s p l a y   N a m e < / C o m p a n y D i s p l a y N a m e > - 
-             < C o m p a n y I d > C o m p a n y   I D < / C o m p a n y I d > - 
-             < U s e r N a m e > U s e r   N a m e < / U s e r N a m e > - 
-             < D a t e A n d T i m e > D a t e   a n d   T i m e < / D a t e A n d T i m e > - 
-             < L a n g u a g e > L a n g u a g e < / L a n g u a g e > - 
-             < F o r m a t R e g i o n > F o r m a t   R e g i o n < / F o r m a t R e g i o n > - 
-             < D a t e T i m e V a l u e s > - 
-                 < Y e a r > Y e a r < / Y e a r > - 
-                 < M o n t h N u m b e r > M o n t h   N u m b e r < / M o n t h N u m b e r > - 
-                 < D a y N u m b e r > D a y   N u m b e r < / D a y N u m b e r > - 
-                 < H o u r > H o u r < / H o u r > - 
-                 < M i n u t e > M i n u t e < / M i n u t e > - 
-             < / D a t e T i m e V a l u e s > - 
-         < / R e p o r t R e q u e s t > - 
-     < / B C R e p o r t I n f o r m a t i o n > - 
-     < T o o l t i p s > - 
-         < T o o l t i p   c o l u m n = " C o m p a n y I n f o P h o n e N o "   E l e m e n t I d = " 8 9 6 1 4 9 4 4 9 " > - 
-             < T o o l t i p T e x t   l a n g = " e n - U S " > S p e c i f i e s   t h e   c o m p a n y ' s   t e l e p h o n e   n u m b e r . < / T o o l t i p T e x t > - 
-         < / T o o l t i p > - 
-         < T o o l t i p   c o l u m n = " C o m p a n y I n f o V A T R e g i s t r a t i o n N o "   E l e m e n t I d = " 2 0 2 7 7 8 9 3 5 3 " > - 
-             < T o o l t i p T e x t   l a n g = " e n - U S " > S p e c i f i e s   t h e   c o m p a n y ' s   V A T   r e g i s t r a t i o n   n u m b e r . < / T o o l t i p T e x t > - 
-         < / T o o l t i p > - 
-         < T o o l t i p   c o l u m n = " C o m p a n y I n f o G i r o N o "   E l e m e n t I d = " 6 6 8 8 8 4 2 6 " > - 
-             < T o o l t i p T e x t   l a n g = " e n - U S " > S p e c i f i e s   t h e   c o m p a n y ' s   g i r o   n u m b e r . < / T o o l t i p T e x t > - 
-         < / T o o l t i p > - 
-         < T o o l t i p   c o l u m n = " C o m p a n y I n f o B a n k N a m e "   E l e m e n t I d = " 1 8 3 4 4 8 6 5 3 " > - 
-             < T o o l t i p T e x t   l a n g = " e n - U S " > S p e c i f i e s   t h e   n a m e   o f   t h e   b a n k   t h e   c o m p a n y   u s e s . < / T o o l t i p T e x t > - 
-         < / T o o l t i p > - 
-         < T o o l t i p   c o l u m n = " C o m p a n y I n f o B a n k A c c o u n t N o "   E l e m e n t I d = " 1 5 2 5 0 9 5 7 8 6 " > - 
-             < T o o l t i p T e x t   l a n g = " e n - U S " > S p e c i f i e s   t h e   c o m p a n y ' s   b a n k   a c c o u n t   n u m b e r . < / T o o l t i p T e x t > - 
-         < / T o o l t i p > - 
-         < T o o l t i p   c o l u m n = " C o m p a n y I n f o H o m e P a g e "   E l e m e n t I d = " 1 5 3 0 3 1 7 4 4 0 " > - 
-             < T o o l t i p T e x t   l a n g = " e n - U S " > S p e c i f i e s   y o u r   c o m p a n y ' s   w e b   s i t e . < / T o o l t i p T e x t > - 
-         < / T o o l t i p > - 
-         < T o o l t i p   c o l u m n = " C o m p a n y I n f o E M a i l "   E l e m e n t I d = " 1 0 8 3 1 8 6 0 6 4 " > - 
-             < T o o l t i p T e x t   l a n g = " e n - U S " > S p e c i f i e s   t h e   c o m p a n y ' s   e m a i l   a d d r e s s . < / T o o l t i p T e x t > - 
-         < / T o o l t i p > - 
-         < T o o l t i p   c o l u m n = " T y p e "   E l e m e n t I d = " 2 6 9 3 5 3 4 4 3 " > - 
-             < T o o l t i p T e x t   l a n g = " e n - U S " > S p e c i f i e s   t h e   t y p e   o f   e n t i t y   t h a t   w i l l   b e   p o s t e d   f o r   t h i s   p u r c h a s e   l i n e ,   s u c h   a s   I t e m ,   R e s o u r c e ,   o r   G / L   A c c o u n t . < / T o o l t i p T e x t > - 
-         < / T o o l t i p > - 
-         < T o o l t i p   c o l u m n = " N o "   E l e m e n t I d = " 1 1 9 8 2 6 8 3 4 0 " > - 
-             < T o o l t i p T e x t   l a n g = " e n - U S " > S p e c i f i e s   w h a t   y o u ' r e   s e l l i n g .   T h e   o p t i o n s   v a r y ,   d e p e n d i n g   o n   w h a t   y o u   c h o o s e   i n   t h e   T y p e   f i e l d . < / T o o l t i p T e x t > - 
-         < / T o o l t i p > - 
-         < T o o l t i p   c o l u m n = " D e s c r i p t i o n "   E l e m e n t I d = " 1 3 1 4 3 5 1 3 0 7 " > - 
-             < T o o l t i p T e x t   l a n g = " e n - U S " > S p e c i f i e s   t h e   d e s c r i p t i o n . < / T o o l t i p T e x t > - 
-         < / T o o l t i p > - 
-         < T o o l t i p   c o l u m n = " Q u a n t i t y "   E l e m e n t I d = " 5 5 6 9 2 0 8 8 6 " > - 
-             < T o o l t i p T e x t   l a n g = " e n - U S " > S p e c i f i e s   t h e   q u a n t i t y . < / T o o l t i p T e x t > - 
-         < / T o o l t i p > - 
-         < T o o l t i p   c o l u m n = " D i r e c t U n i t C o s t "   E l e m e n t I d = " 1 0 0 3 6 7 7 5 8 1 " > - 
-             < T o o l t i p T e x t   l a n g = " e n - U S " > S p e c i f i e s   t h e   d i r e c t   u n i t   c o s t . < / T o o l t i p T e x t > - 
-         < / T o o l t i p > - 
-         < T o o l t i p   c o l u m n = " D e f e r r a l C o d e "   E l e m e n t I d = " 4 7 6 1 3 6 2 9 5 " > - 
-             < T o o l t i p T e x t   l a n g = " e n - U S " > S p e c i f i e s   t h e   d e f e r r a l   c o d e . < / T o o l t i p T e x t > - 
-         < / T o o l t i p > - 
-         < T o o l t i p   c o l u m n = " L i n e A m o u n t "   E l e m e n t I d = " 1 6 4 5 5 1 1 0 0 1 " > - 
-             < T o o l t i p T e x t   l a n g = " e n - U S " > S p e c i f i e s   t h e   l i n e   s u b t o t a l . < / T o o l t i p T e x t > - 
-         < / T o o l t i p > - 
-     < / T o o l t i p s > - 
-     < H e a d e r   E l e m e n t T y p e = " D a t a I t e m "   E l e m e n t I d = " 1 2 4 0 3 7 3 8 8 6 " > - 
-         < B i l l T o C a p t i o n   E l e m e n t T y p e = " C o l u m n "   E l e m e n t I d = " 5 5 2 8 4 1 3 0 9 "   D a t a T y p e = " L a b e l " > B i l l T o C a p t i o n < / B i l l T o C a p t i o n > - 
-         < B u y F r o m V e n d o r N o   E l e m e n t T y p e = " C o l u m n "   E l e m e n t I d = " 2 1 0 4 3 2 3 8 4 0 "   D a t a T y p e = " C o d e " > B u y F r o m V e n d o r N o < / B u y F r o m V e n d o r N o > - 
-         < C o m p a n y A d d r 1   E l e m e n t T y p e = " C o l u m n "   E l e m e n t I d = " 8 8 5 0 9 6 1 0 4 "   D a t a T y p e = " T e x t " > C o m p a n y A d d r 1 < / C o m p a n y A d d r 1 > - 
-         < C o m p a n y A d d r 2   E l e m e n t T y p e = " C o l u m n "   E l e m e n t I d = " 1 0 2 7 9 9 3 7 4 7 "   D a t a T y p e = " T e x t " > C o m p a n y A d d r 2 < / C o m p a n y A d d r 2 > - 
-         < C o m p a n y A d d r 3   E l e m e n t T y p e = " C o l u m n "   E l e m e n t I d = " 3 9 0 2 9 7 1 3 0 "   D a t a T y p e = " T e x t " > C o m p a n y A d d r 3 < / C o m p a n y A d d r 3 > - 
-         < C o m p a n y A d d r 4   E l e m e n t T y p e = " C o l u m n "   E l e m e n t I d = " 1 9 9 1 5 8 0 3 1 5 "   D a t a T y p e = " T e x t " > C o m p a n y A d d r 4 < / C o m p a n y A d d r 4 > - 
-         < C o m p a n y A d d r 5   E l e m e n t T y p e = " C o l u m n "   E l e m e n t I d = " 1 6 6 5 6 9 0 3 6 4 "   D a t a T y p e = " T e x t " > C o m p a n y A d d r 5 < / C o m p a n y A d d r 5 > - 
-         < C o m p a n y A d d r 6   E l e m e n t T y p e = " C o l u m n "   E l e m e n t I d = " 7 1 6 1 8 7 0 8 1 "   D a t a T y p e = " T e x t " > C o m p a n y A d d r 6 < / C o m p a n y A d d r 6 > - 
-         < C o m p a n y A d d r 7   E l e m e n t T y p e = " C o l u m n "   E l e m e n t I d = " 1 3 5 3 8 8 3 6 9 8 "   D a t a T y p e = " T e x t " > C o m p a n y A d d r 7 < / C o m p a n y A d d r 7 > - 
-         < C o m p a n y A d d r 8   E l e m e n t T y p e = " C o l u m n "   E l e m e n t I d = " 1 0 5 4 0 0 5 1 2 7 "   D a t a T y p e = " T e x t " > C o m p a n y A d d r 8 < / C o m p a n y A d d r 8 > - 
-         < C o m p a n y I n f o B a n k A c c o u n t N o   E l e m e n t T y p e = " C o l u m n "   E l e m e n t I d = " 1 5 2 5 0 9 5 7 8 6 "   D a t a T y p e = " T e x t " > C o m p a n y I n f o B a n k A c c o u n t N o < / C o m p a n y I n f o B a n k A c c o u n t N o > - 
-         < C o m p a n y I n f o B a n k A c c o u n t N o C a p t i o n   E l e m e n t T y p e = " C o l u m n "   E l e m e n t I d = " 5 7 4 7 3 2 3 4 0 "   D a t a T y p e = " L a b e l " > C o m p a n y I n f o B a n k A c c o u n t N o C a p t i o n < / C o m p a n y I n f o B a n k A c c o u n t N o C a p t i o n > - 
-         < C o m p a n y I n f o B a n k N a m e   E l e m e n t T y p e = " C o l u m n "   E l e m e n t I d = " 1 8 3 4 4 8 6 5 3 "   D a t a T y p e = " T e x t " > C o m p a n y I n f o B a n k N a m e < / C o m p a n y I n f o B a n k N a m e > - 
-         < C o m p a n y I n f o B a n k N a m e C a p t i o n   E l e m e n t T y p e = " C o l u m n "   E l e m e n t I d = " 9 1 2 4 4 5 5 5 7 "   D a t a T y p e = " L a b e l " > C o m p a n y I n f o B a n k N a m e C a p t i o n < / C o m p a n y I n f o B a n k N a m e C a p t i o n > - 
-         < C o m p a n y I n f o E M a i l   E l e m e n t T y p e = " C o l u m n "   E l e m e n t I d = " 1 0 8 3 1 8 6 0 6 4 "   D a t a T y p e = " T e x t " > C o m p a n y I n f o E M a i l < / C o m p a n y I n f o E M a i l > - 
-         < C o m p a n y I n f o E M a i l C a p t i o n   E l e m e n t T y p e = " C o l u m n "   E l e m e n t I d = " 1 1 5 9 0 2 3 2 6 6 "   D a t a T y p e = " L a b e l " > C o m p a n y I n f o E M a i l C a p t i o n < / C o m p a n y I n f o E M a i l C a p t i o n > - 
-         < C o m p a n y I n f o G i r o N o   E l e m e n t T y p e = " C o l u m n "   E l e m e n t I d = " 6 6 8 8 8 4 2 6 "   D a t a T y p e = " T e x t " > C o m p a n y I n f o G i r o N o < / C o m p a n y I n f o G i r o N o > - 
-         < C o m p a n y I n f o G i r o N o C a p t i o n   E l e m e n t T y p e = " C o l u m n "   E l e m e n t I d = " 1 6 6 5 2 9 1 0 9 6 "   D a t a T y p e = " L a b e l " > C o m p a n y I n f o G i r o N o C a p t i o n < / C o m p a n y I n f o G i r o N o C a p t i o n > - 
-         < C o m p a n y I n f o H o m e P a g e   E l e m e n t T y p e = " C o l u m n "   E l e m e n t I d = " 1 5 3 0 3 1 7 4 4 0 "   D a t a T y p e = " T e x t " > C o m p a n y I n f o H o m e P a g e < / C o m p a n y I n f o H o m e P a g e > - 
-         < C o m p a n y I n f o H o m e P a g e C a p t i o n   E l e m e n t T y p e = " C o l u m n "   E l e m e n t I d = " 2 1 2 8 9 8 2 7 3 8 "   D a t a T y p e = " L a b e l " > C o m p a n y I n f o H o m e P a g e C a p t i o n < / C o m p a n y I n f o H o m e P a g e C a p t i o n > - 
-         < C o m p a n y I n f o P h o n e N o   E l e m e n t T y p e = " C o l u m n "   E l e m e n t I d = " 8 9 6 1 4 9 4 4 9 "   D a t a T y p e = " T e x t " > C o m p a n y I n f o P h o n e N o < / C o m p a n y I n f o P h o n e N o > - 
-         < C o m p a n y I n f o P h o n e N o C a p t i o n   E l e m e n t T y p e = " C o l u m n "   E l e m e n t I d = " 8 8 9 2 6 2 4 1 7 "   D a t a T y p e = " L a b e l " > C o m p a n y I n f o P h o n e N o C a p t i o n < / C o m p a n y I n f o P h o n e N o C a p t i o n > - 
-         < C o m p a n y I n f o V A T R e g i s t r a t i o n N o   E l e m e n t T y p e = " C o l u m n "   E l e m e n t I d = " 2 0 2 7 7 8 9 3 5 3 "   D a t a T y p e = " T e x t " > C o m p a n y I n f o V A T R e g i s t r a t i o n N o < / C o m p a n y I n f o V A T R e g i s t r a t i o n N o > - 
-         < C o m p a n y I n f o V A T R e g i s t r a t i o n N o C a p t i o n   E l e m e n t T y p e = " C o l u m n "   E l e m e n t I d = " 1 6 9 7 6 9 7 1 3 5 "   D a t a T y p e = " L a b e l " > C o m p a n y I n f o V A T R e g i s t r a t i o n N o C a p t i o n < / C o m p a n y I n f o V A T R e g i s t r a t i o n N o C a p t i o n > - 
-         < D u e D a t e   E l e m e n t T y p e = " C o l u m n "   E l e m e n t I d = " 7 4 5 1 7 0 2 0 3 "   D a t a T y p e = " D a t e " > D u e D a t e < / D u e D a t e > - 
-         < D u e D a t e C a p t i o n   E l e m e n t T y p e = " C o l u m n "   E l e m e n t I d = " 2 0 4 6 6 7 9 4 6 9 "   D a t a T y p e = " L a b e l " > D u e D a t e C a p t i o n < / D u e D a t e C a p t i o n > - 
-         < F r o m C a p t i o n   E l e m e n t T y p e = " C o l u m n "   E l e m e n t I d = " 1 0 7 6 8 1 7 3 5 7 "   D a t a T y p e = " L a b e l " > F r o m C a p t i o n < / F r o m C a p t i o n > - 
-         < I n v o i c e C a p t i o n   E l e m e n t T y p e = " C o l u m n "   E l e m e n t I d = " 6 6 6 3 8 4 1 7 0 "   D a t a T y p e = " L a b e l " > I n v o i c e C a p t i o n < / I n v o i c e C a p t i o n > - 
-         < I n v o i c e N o C a p t i o n   E l e m e n t T y p e = " C o l u m n "   E l e m e n t I d = " 5 1 4 4 8 9 3 7 1 "   D a t a T y p e = " L a b e l " > I n v o i c e N o C a p t i o n < / I n v o i c e N o C a p t i o n > - 
-         < N o _   E l e m e n t T y p e = " C o l u m n "   E l e m e n t I d = " 1 0 8 0 6 9 1 2 5 3 "   D a t a T y p e = " T e x t " > N o _ < / N o _ > - 
-         < P o s t i n g D a t e   E l e m e n t T y p e = " C o l u m n "   E l e m e n t I d = " 8 8 9 9 5 5 3 3 7 "   D a t a T y p e = " D a t e " > P o s t i n g D a t e < / P o s t i n g D a t e > - 
-         < P o s t i n g D a t e C a p t i o n   E l e m e n t T y p e = " C o l u m n "   E l e m e n t I d = " 1 2 7 3 0 5 6 1 7 "   D a t a T y p e = " L a b e l " > P o s t i n g D a t e C a p t i o n < / P o s t i n g D a t e C a p t i o n > - 
-         < S u b T o t a l C a p t i o n   E l e m e n t T y p e = " C o l u m n "   E l e m e n t I d = " 1 1 3 6 3 0 0 6 7 "   D a t a T y p e = " L a b e l " > S u b T o t a l C a p t i o n < / S u b T o t a l C a p t i o n > - 
-         < T a x C a p t i o n   E l e m e n t T y p e = " C o l u m n "   E l e m e n t I d = " 1 2 6 6 4 5 7 4 2 2 "   D a t a T y p e = " L a b e l " > T a x C a p t i o n < / T a x C a p t i o n > - 
-         < T o t a l C a p t i o n   E l e m e n t T y p e = " C o l u m n "   E l e m e n t I d = " 7 0 7 1 0 2 6 9 5 "   D a t a T y p e = " L a b e l " > T o t a l C a p t i o n < / T o t a l C a p t i o n > - 
-         < V e n d A d d r 1   E l e m e n t T y p e = " C o l u m n "   E l e m e n t I d = " 2 0 3 8 5 3 5 7 8 "   D a t a T y p e = " T e x t " > V e n d A d d r 1 < / V e n d A d d r 1 > - 
-         < V e n d A d d r 2   E l e m e n t T y p e = " C o l u m n "   E l e m e n t I d = " 8 4 1 5 5 0 1 9 5 "   D a t a T y p e = " T e x t " > V e n d A d d r 2 < / V e n d A d d r 2 > - 
-         < V e n d A d d r 3   E l e m e n t T y p e = " C o l u m n "   E l e m e n t I d = " 1 4 7 9 2 4 6 8 1 2 "   D a t a T y p e = " T e x t " > V e n d A d d r 3 < / V e n d A d d r 3 > - 
-         < V e n d A d d r 4   E l e m e n t T y p e = " C o l u m n "   E l e m e n t I d = " 2 1 1 6 9 4 3 4 2 9 "   D a t a T y p e = " T e x t " > V e n d A d d r 4 < / V e n d A d d r 4 > - 
-         < V e n d A d d r 5   E l e m e n t T y p e = " C o l u m n "   E l e m e n t I d = " 1 5 4 0 3 2 7 2 5 0 "   D a t a T y p e = " T e x t " > V e n d A d d r 5 < / V e n d A d d r 5 > - 
-         < V e n d A d d r 6   E l e m e n t T y p e = " C o l u m n "   E l e m e n t I d = " 9 0 2 6 3 0 6 3 3 "   D a t a T y p e = " T e x t " > V e n d A d d r 6 < / V e n d A d d r 6 > - 
-         < V e n d A d d r 7   E l e m e n t T y p e = " C o l u m n "   E l e m e n t I d = " 2 6 4 9 3 4 0 1 6 "   D a t a T y p e = " T e x t " > V e n d A d d r 7 < / V e n d A d d r 7 > - 
-         < V e n d A d d r 8   E l e m e n t T y p e = " C o l u m n "   E l e m e n t I d = " 1 2 4 0 4 4 8 6 7 9 "   D a t a T y p e = " T e x t " > V e n d A d d r 8 < / V e n d A d d r 8 > - 
-         < V e n d o r I n v o i c e N o   E l e m e n t T y p e = " C o l u m n "   E l e m e n t I d = " 8 8 7 3 7 6 2 2 5 "   D a t a T y p e = " T e x t " > V e n d o r I n v o i c e N o < / V e n d o r I n v o i c e N o > - 
-         < V e n d o r I n v o i c e N o _ L b l   E l e m e n t T y p e = " C o l u m n "   E l e m e n t I d = " 1 0 3 4 9 0 0 7 0 0 "   D a t a T y p e = " L a b e l " > V e n d o r I n v o i c e N o _ L b l < / V e n d o r I n v o i c e N o _ L b l > - 
-         < L i n e   E l e m e n t T y p e = " D a t a I t e m "   E l e m e n t I d = " 4 1 1 9 7 6 1 3 3 " > - 
-             < D e f e r r a l C o d e   E l e m e n t T y p e = " C o l u m n "   E l e m e n t I d = " 4 7 6 1 3 6 2 9 5 "   D a t a T y p e = " C o d e " > D e f e r r a l C o d e < / D e f e r r a l C o d e > - 
-             < D e s c r i p t i o n   E l e m e n t T y p e = " C o l u m n "   E l e m e n t I d = " 1 3 1 4 3 5 1 3 0 7 "   D a t a T y p e = " T e x t " > D e s c r i p t i o n < / D e s c r i p t i o n > - 
-             < D i r e c t U n i t C o s t   E l e m e n t T y p e = " C o l u m n "   E l e m e n t I d = " 1 0 0 3 6 7 7 5 8 1 "   D a t a T y p e = " D e c i m a l " > D i r e c t U n i t C o s t < / D i r e c t U n i t C o s t > - 
-             < D i r e c t U n i t C o s t C a p t i o n   E l e m e n t T y p e = " C o l u m n "   E l e m e n t I d = " 5 6 0 5 4 0 9 1 "   D a t a T y p e = " L a b e l " > D i r e c t U n i t C o s t C a p t i o n < / D i r e c t U n i t C o s t C a p t i o n > - 
-             < I t e m D e s c r i p t i o n _ L b l   E l e m e n t T y p e = " C o l u m n "   E l e m e n t I d = " 8 3 5 8 4 5 8 5 3 "   D a t a T y p e = " L a b e l " > I t e m D e s c r i p t i o n _ L b l < / I t e m D e s c r i p t i o n _ L b l > - 
-             < I t e m Q u a n t i t y _ L b l   E l e m e n t T y p e = " C o l u m n "   E l e m e n t I d = " 1 8 0 2 5 9 1 7 6 6 "   D a t a T y p e = " L a b e l " > I t e m Q u a n t i t y _ L b l < / I t e m Q u a n t i t y _ L b l > - 
-             < L i n e A m o u n t   E l e m e n t T y p e = " C o l u m n "   E l e m e n t I d = " 1 6 4 5 5 1 1 0 0 1 "   D a t a T y p e = " D e c i m a l " > L i n e A m o u n t < / L i n e A m o u n t > - 
-             < L i n e A m o u n t C a p t i o n   E l e m e n t T y p e = " C o l u m n "   E l e m e n t I d = " 2 7 2 9 9 9 2 6 3 "   D a t a T y p e = " L a b e l " > L i n e A m o u n t C a p t i o n < / L i n e A m o u n t C a p t i o n > - 
-             < L i n e N o   E l e m e n t T y p e = " C o l u m n "   E l e m e n t I d = " 9 8 1 5 1 4 5 2 6 "   D a t a T y p e = " I n t e g e r " > L i n e N o < / L i n e N o > - 
-             < N o   E l e m e n t T y p e = " C o l u m n "   E l e m e n t I d = " 1 1 9 8 2 6 8 3 4 0 "   D a t a T y p e = " C o d e " > N o < / N o > - 
-             < N o C a p t i o n L b l   E l e m e n t T y p e = " C o l u m n "   E l e m e n t I d = " 8 5 5 1 8 9 7 7 6 "   D a t a T y p e = " L a b e l " > N o C a p t i o n L b l < / N o C a p t i o n L b l > - 
-             < Q u a n t i t y   E l e m e n t T y p e = " C o l u m n "   E l e m e n t I d = " 5 5 6 9 2 0 8 8 6 "   D a t a T y p e = " D e c i m a l " > Q u a n t i t y < / Q u a n t i t y > - 
-             < T y p e   E l e m e n t T y p e = " C o l u m n "   E l e m e n t I d = " 2 6 9 3 5 3 4 4 3 "   D a t a T y p e = " E n u m " > T y p e < / T y p e > - 
-             < U n i t O f M e a s u r e C o d e   E l e m e n t T y p e = " C o l u m n "   E l e m e n t I d = " 1 4 2 0 8 2 2 9 6 1 "   D a t a T y p e = " T e x t " > U n i t O f M e a s u r e C o d e < / U n i t O f M e a s u r e C o d e > - 
-             < U O M _ P u r c h L i n e _ L b l   E l e m e n t T y p e = " C o l u m n "   E l e m e n t I d = " 1 8 5 6 1 1 3 1 9 4 "   D a t a T y p e = " L a b e l " > U O M _ P u r c h L i n e _ L b l < / U O M _ P u r c h L i n e _ L b l > - 
-         < / L i n e > - 
-         < T o t a l s   E l e m e n t T y p e = " D a t a I t e m "   E l e m e n t I d = " 1 8 2 3 9 5 0 0 4 4 " > - 
-             < T o t a l A m o u n t E x c l V A T   E l e m e n t T y p e = " C o l u m n "   E l e m e n t I d = " 6 6 0 4 0 6 8 8 6 "   D a t a T y p e = " D e c i m a l " > T o t a l A m o u n t E x c l V A T < / T o t a l A m o u n t E x c l V A T > - 
-             < T o t a l A m o u n t I n c l V A T   E l e m e n t T y p e = " C o l u m n "   E l e m e n t I d = " 1 4 2 2 4 2 7 9 5 2 "   D a t a T y p e = " D e c i m a l " > T o t a l A m o u n t I n c l V A T < / T o t a l A m o u n t I n c l V A T > - 
-             < V A T A m o u n t   E l e m e n t T y p e = " C o l u m n "   E l e m e n t I d = " 7 4 4 7 0 7 5 5 4 "   D a t a T y p e = " D e c i m a l " > V A T A m o u n t < / V A T A m o u n t > - 
-         < / T o t a l s > - 
-     < / H e a d e r > - 
- < / N a v W o r d R e p o r t X m l P a r t > 
-</file>
-
 <file path=customXml/itemProps1.xml><?xml version="1.0" encoding="utf-8"?>
 <ds:datastoreItem xmlns:ds="http://schemas.openxmlformats.org/officeDocument/2006/customXml" ds:itemID="{77DCDA3D-DC37-4B69-A105-295A851BE58A}">
   <ds:schemaRefs>
